--- a/deliverables/video-5-slides/hit-final/Video_5_HIT_FINAL/SHORTS/Video_5_Shorts_EDITOR_ONLY_HIT_Brief.docx
+++ b/deliverables/video-5-slides/hit-final/Video_5_HIT_FINAL/SHORTS/Video_5_Shorts_EDITOR_ONLY_HIT_Brief.docx
@@ -127,7 +127,7 @@
           <w:i w:val="0"/>
           <w:sz w:val="22"/>
         </w:rPr>
-        <w:t>—  restrained editorial pacing;</w:t>
+        <w:t>—  premium, restrained editorial pacing;</w:t>
       </w:r>
     </w:p>
     <w:p>
@@ -202,7 +202,7 @@
           <w:i w:val="0"/>
           <w:sz w:val="22"/>
         </w:rPr>
-        <w:t>Visual:  SAME COMPANY  →  DIFFERENT WORK</w:t>
+        <w:t>Visual:  SAME COMPANY  /  DIFFERENT WORK</w:t>
       </w:r>
     </w:p>
     <w:p>
@@ -262,7 +262,7 @@
           <w:color w:val="5A6B82"/>
           <w:sz w:val="22"/>
         </w:rPr>
-        <w:t>Role:  Distinction / myth</w:t>
+        <w:t>Role:  Distinction</w:t>
       </w:r>
     </w:p>
     <w:p>
@@ -292,7 +292,7 @@
           <w:i w:val="0"/>
           <w:sz w:val="22"/>
         </w:rPr>
-        <w:t>Use a restrained two-column contrast:  MORE TASKS  vs  MORE JUDGMENT</w:t>
+        <w:t>Use the existing restrained contrast:  MORE TASKS  vs  MORE JUDGMENT</w:t>
       </w:r>
     </w:p>
     <w:p>
@@ -366,7 +366,7 @@
           <w:color w:val="5A6B82"/>
           <w:sz w:val="22"/>
         </w:rPr>
-        <w:t>Role:  Proof / personal evidence</w:t>
+        <w:t>Role:  Personal evidence</w:t>
       </w:r>
     </w:p>
     <w:p>
@@ -382,7 +382,7 @@
           <w:color w:val="8A6D1E"/>
           <w:sz w:val="22"/>
         </w:rPr>
-        <w:t>On-screen hook:  MORE SCOPE ≠ AUTOMATIC GROWTH</w:t>
+        <w:t>On-screen hook:  MORE WORK WASN’T THE POINT</w:t>
       </w:r>
     </w:p>
     <w:p>
@@ -396,7 +396,7 @@
           <w:i w:val="0"/>
           <w:sz w:val="22"/>
         </w:rPr>
-        <w:t>FACTUAL BOUNDARY: do not add an employer, role, assignment, metric or unsupported result. Do not imply the scope expansion itself proves growth.</w:t>
+        <w:t>Then:  TRUSTED WITH DIFFERENT WORK</w:t>
       </w:r>
     </w:p>
     <w:p>
@@ -410,7 +410,21 @@
           <w:i w:val="0"/>
           <w:sz w:val="22"/>
         </w:rPr>
-        <w:t>End on:  WHAT ARE YOU BECOMING TRUSTED TO DO?</w:t>
+        <w:t>FACTUAL BOUNDARY: do not use maternity or baby stock imagery, do not name the employer, and do not add a metric or a result.</w:t>
+      </w:r>
+    </w:p>
+    <w:p>
+      <w:pPr>
+        <w:spacing w:before="0" w:after="62" w:line="283" w:lineRule="auto"/>
+        <w:keepLines w:val="1"/>
+      </w:pPr>
+      <w:r>
+        <w:rPr>
+          <w:b w:val="0"/>
+          <w:i w:val="0"/>
+          <w:sz w:val="22"/>
+        </w:rPr>
+        <w:t>End on:  WHAT AM I BECOMING TRUSTED TO DO?</w:t>
       </w:r>
     </w:p>
     <w:p>
@@ -456,7 +470,7 @@
           <w:color w:val="5A6B82"/>
           <w:sz w:val="22"/>
         </w:rPr>
-        <w:t>Role:  Practical test / action</w:t>
+        <w:t>Role:  Practical test</w:t>
       </w:r>
     </w:p>
     <w:p>
@@ -486,7 +500,7 @@
           <w:i w:val="0"/>
           <w:sz w:val="22"/>
         </w:rPr>
-        <w:t>Reveal progressively:</w:t>
+        <w:t>Reveal:</w:t>
       </w:r>
     </w:p>
     <w:p>
@@ -542,7 +556,21 @@
           <w:i w:val="0"/>
           <w:sz w:val="22"/>
         </w:rPr>
-        <w:t>Then show the 3 / 2 / 0–1 read in a restrained way. Do not turn it into a gamified scorecard.</w:t>
+        <w:t>Then:  3 YES  /  2 YES  /  0–1 YES</w:t>
+      </w:r>
+    </w:p>
+    <w:p>
+      <w:pPr>
+        <w:spacing w:before="0" w:after="62" w:line="283" w:lineRule="auto"/>
+        <w:keepLines w:val="1"/>
+      </w:pPr>
+      <w:r>
+        <w:rPr>
+          <w:b w:val="0"/>
+          <w:i w:val="0"/>
+          <w:sz w:val="22"/>
+        </w:rPr>
+        <w:t>Do not gamify it. Keep the life-factor boundary intact.</w:t>
       </w:r>
     </w:p>
     <w:p>
@@ -600,7 +628,7 @@
           <w:i w:val="0"/>
           <w:sz w:val="22"/>
         </w:rPr>
-        <w:t>—  org-chart animations;        —  transfer-arrow clichés;</w:t>
+        <w:t>—  generic office B-roll;        —  transfer-arrow clichés;</w:t>
       </w:r>
     </w:p>
     <w:p>
@@ -614,7 +642,7 @@
           <w:i w:val="0"/>
           <w:sz w:val="22"/>
         </w:rPr>
-        <w:t>—  employer logos;        —  generic office B-roll;</w:t>
+        <w:t>—  company logos;        —  org-chart animations;</w:t>
       </w:r>
     </w:p>
     <w:p>
@@ -628,7 +656,7 @@
           <w:i w:val="0"/>
           <w:sz w:val="22"/>
         </w:rPr>
-        <w:t>—  flashy transitions;        —  constant zooms;</w:t>
+        <w:t>—  maternity or baby imagery;        —  flashy transitions;</w:t>
       </w:r>
     </w:p>
     <w:p>
@@ -642,7 +670,7 @@
           <w:i w:val="0"/>
           <w:sz w:val="22"/>
         </w:rPr>
-        <w:t>—  fake shock expressions;        —  red warning graphics;</w:t>
+        <w:t>—  constant zooms;        —  fake shock expressions;</w:t>
       </w:r>
     </w:p>
     <w:p>
@@ -656,7 +684,21 @@
           <w:i w:val="0"/>
           <w:sz w:val="22"/>
         </w:rPr>
-        <w:t>—  AI-generated scenery;        —  social-media template effects.</w:t>
+        <w:t>—  red warning graphics;        —  AI-generated scenery;</w:t>
+      </w:r>
+    </w:p>
+    <w:p>
+      <w:pPr>
+        <w:spacing w:before="0" w:after="38" w:line="283" w:lineRule="auto"/>
+        <w:keepLines w:val="1"/>
+      </w:pPr>
+      <w:r>
+        <w:rPr>
+          <w:b w:val="0"/>
+          <w:i w:val="0"/>
+          <w:sz w:val="22"/>
+        </w:rPr>
+        <w:t>—  social-media template effects.</w:t>
       </w:r>
     </w:p>
     <w:sectPr>

--- a/deliverables/video-5-slides/hit-final/Video_5_HIT_FINAL/SHORTS/Video_5_Shorts_EDITOR_ONLY_HIT_Brief.docx
+++ b/deliverables/video-5-slides/hit-final/Video_5_HIT_FINAL/SHORTS/Video_5_Shorts_EDITOR_ONLY_HIT_Brief.docx
@@ -4,7 +4,7 @@
   <w:body>
     <w:p>
       <w:pPr>
-        <w:spacing w:before="0" w:after="24" w:line="283" w:lineRule="auto"/>
+        <w:spacing w:before="0" w:after="18" w:line="269" w:lineRule="auto"/>
       </w:pPr>
       <w:r>
         <w:rPr>
@@ -18,7 +18,7 @@
     </w:p>
     <w:p>
       <w:pPr>
-        <w:spacing w:before="0" w:after="100" w:line="264" w:lineRule="auto"/>
+        <w:spacing w:before="0" w:after="74" w:line="264" w:lineRule="auto"/>
       </w:pPr>
       <w:r>
         <w:rPr>
@@ -32,7 +32,7 @@
     </w:p>
     <w:p>
       <w:pPr>
-        <w:spacing w:before="0" w:after="198" w:line="283" w:lineRule="auto"/>
+        <w:spacing w:before="0" w:after="148" w:line="269" w:lineRule="auto"/>
         <w:shd w:val="clear" w:fill="F3F0E8"/>
       </w:pPr>
       <w:r>
@@ -47,7 +47,7 @@
     </w:p>
     <w:p>
       <w:pPr>
-        <w:spacing w:before="174" w:after="100" w:line="283" w:lineRule="auto"/>
+        <w:spacing w:before="128" w:after="74" w:line="269" w:lineRule="auto"/>
         <w:keepLines w:val="1"/>
         <w:keepNext w:val="1"/>
       </w:pPr>
@@ -63,7 +63,7 @@
     </w:p>
     <w:p>
       <w:pPr>
-        <w:spacing w:before="0" w:after="124" w:line="283" w:lineRule="auto"/>
+        <w:spacing w:before="0" w:after="92" w:line="269" w:lineRule="auto"/>
         <w:keepLines w:val="1"/>
       </w:pPr>
       <w:r>
@@ -77,7 +77,7 @@
     </w:p>
     <w:p>
       <w:pPr>
-        <w:spacing w:before="0" w:after="74" w:line="283" w:lineRule="auto"/>
+        <w:spacing w:before="0" w:after="56" w:line="269" w:lineRule="auto"/>
       </w:pPr>
       <w:r>
         <w:rPr>
@@ -90,7 +90,7 @@
     </w:p>
     <w:p>
       <w:pPr>
-        <w:spacing w:before="0" w:after="50" w:line="283" w:lineRule="auto"/>
+        <w:spacing w:before="0" w:after="36" w:line="269" w:lineRule="auto"/>
         <w:keepLines w:val="1"/>
       </w:pPr>
       <w:r>
@@ -104,7 +104,7 @@
     </w:p>
     <w:p>
       <w:pPr>
-        <w:spacing w:before="0" w:after="50" w:line="283" w:lineRule="auto"/>
+        <w:spacing w:before="0" w:after="36" w:line="269" w:lineRule="auto"/>
         <w:keepLines w:val="1"/>
       </w:pPr>
       <w:r>
@@ -118,7 +118,7 @@
     </w:p>
     <w:p>
       <w:pPr>
-        <w:spacing w:before="0" w:after="50" w:line="283" w:lineRule="auto"/>
+        <w:spacing w:before="0" w:after="36" w:line="269" w:lineRule="auto"/>
         <w:keepLines w:val="1"/>
       </w:pPr>
       <w:r>
@@ -132,7 +132,7 @@
     </w:p>
     <w:p>
       <w:pPr>
-        <w:spacing w:before="0" w:after="50" w:line="283" w:lineRule="auto"/>
+        <w:spacing w:before="0" w:after="36" w:line="269" w:lineRule="auto"/>
         <w:keepLines w:val="1"/>
       </w:pPr>
       <w:r>
@@ -146,7 +146,108 @@
     </w:p>
     <w:p>
       <w:pPr>
-        <w:spacing w:before="174" w:after="100" w:line="283" w:lineRule="auto"/>
+        <w:spacing w:before="128" w:after="74" w:line="269" w:lineRule="auto"/>
+        <w:keepLines w:val="1"/>
+        <w:keepNext w:val="1"/>
+      </w:pPr>
+      <w:r>
+        <w:rPr>
+          <w:b/>
+          <w:i w:val="0"/>
+          <w:color w:val="0F2346"/>
+          <w:sz w:val="28"/>
+        </w:rPr>
+        <w:t>Direct address is part of the creative</w:t>
+      </w:r>
+    </w:p>
+    <w:p>
+      <w:pPr>
+        <w:spacing w:before="0" w:after="74" w:line="269" w:lineRule="auto"/>
+        <w:shd w:val="clear" w:fill="F3F0E8"/>
+        <w:keepLines w:val="1"/>
+      </w:pPr>
+      <w:r>
+        <w:rPr>
+          <w:b/>
+          <w:i w:val="0"/>
+          <w:color w:val="0F2346"/>
+          <w:sz w:val="22"/>
+        </w:rPr>
+        <w:t>Temidayo is speaking to ONE viewer in every one of these. Do not edit them into generic motivational advice, and do not cut the relational lines to save two seconds.</w:t>
+      </w:r>
+    </w:p>
+    <w:p>
+      <w:pPr>
+        <w:spacing w:before="0" w:after="46" w:line="269" w:lineRule="auto"/>
+      </w:pPr>
+      <w:r>
+        <w:rPr>
+          <w:b w:val="0"/>
+          <w:i w:val="0"/>
+          <w:sz w:val="22"/>
+        </w:rPr>
+        <w:t>Retain in full:</w:t>
+      </w:r>
+    </w:p>
+    <w:p>
+      <w:pPr>
+        <w:spacing w:before="0" w:after="36" w:line="269" w:lineRule="auto"/>
+        <w:keepLines w:val="1"/>
+      </w:pPr>
+      <w:r>
+        <w:rPr>
+          <w:b w:val="0"/>
+          <w:i w:val="0"/>
+          <w:sz w:val="21"/>
+        </w:rPr>
+        <w:t>“ask yourself”</w:t>
+      </w:r>
+    </w:p>
+    <w:p>
+      <w:pPr>
+        <w:spacing w:before="0" w:after="36" w:line="269" w:lineRule="auto"/>
+        <w:keepLines w:val="1"/>
+      </w:pPr>
+      <w:r>
+        <w:rPr>
+          <w:b w:val="0"/>
+          <w:i w:val="0"/>
+          <w:sz w:val="21"/>
+        </w:rPr>
+        <w:t>“I want you to ask”</w:t>
+      </w:r>
+    </w:p>
+    <w:p>
+      <w:pPr>
+        <w:spacing w:before="0" w:after="36" w:line="269" w:lineRule="auto"/>
+        <w:keepLines w:val="1"/>
+      </w:pPr>
+      <w:r>
+        <w:rPr>
+          <w:b w:val="0"/>
+          <w:i w:val="0"/>
+          <w:sz w:val="21"/>
+        </w:rPr>
+        <w:t>“Let me show you”</w:t>
+      </w:r>
+    </w:p>
+    <w:p>
+      <w:pPr>
+        <w:spacing w:before="0" w:after="36" w:line="269" w:lineRule="auto"/>
+        <w:keepLines w:val="1"/>
+      </w:pPr>
+      <w:r>
+        <w:rPr>
+          <w:b w:val="0"/>
+          <w:i w:val="0"/>
+          <w:sz w:val="21"/>
+        </w:rPr>
+        <w:t>“That is the distinction I want you to look for too”</w:t>
+      </w:r>
+    </w:p>
+    <w:p>
+      <w:pPr>
+        <w:spacing w:before="128" w:after="74" w:line="269" w:lineRule="auto"/>
         <w:keepLines w:val="1"/>
         <w:keepNext w:val="1"/>
       </w:pPr>
@@ -162,7 +263,7 @@
     </w:p>
     <w:p>
       <w:pPr>
-        <w:spacing w:before="0" w:after="62" w:line="283" w:lineRule="auto"/>
+        <w:spacing w:before="0" w:after="46" w:line="269" w:lineRule="auto"/>
         <w:keepLines w:val="1"/>
       </w:pPr>
       <w:r>
@@ -177,7 +278,7 @@
     </w:p>
     <w:p>
       <w:pPr>
-        <w:spacing w:before="0" w:after="100" w:line="283" w:lineRule="auto"/>
+        <w:spacing w:before="0" w:after="74" w:line="269" w:lineRule="auto"/>
         <w:keepLines w:val="1"/>
         <w:shd w:val="clear" w:fill="F3F0E8"/>
       </w:pPr>
@@ -193,7 +294,7 @@
     </w:p>
     <w:p>
       <w:pPr>
-        <w:spacing w:before="0" w:after="62" w:line="283" w:lineRule="auto"/>
+        <w:spacing w:before="0" w:after="46" w:line="269" w:lineRule="auto"/>
         <w:keepLines w:val="1"/>
       </w:pPr>
       <w:r>
@@ -207,7 +308,7 @@
     </w:p>
     <w:p>
       <w:pPr>
-        <w:spacing w:before="0" w:after="62" w:line="283" w:lineRule="auto"/>
+        <w:spacing w:before="0" w:after="46" w:line="269" w:lineRule="auto"/>
         <w:keepLines w:val="1"/>
       </w:pPr>
       <w:r>
@@ -216,12 +317,26 @@
           <w:i w:val="0"/>
           <w:sz w:val="22"/>
         </w:rPr>
-        <w:t>End on:  WILL THE WORK CHANGE?</w:t>
+        <w:t>Keep “ask yourself” attached to Temidayo's face.</w:t>
       </w:r>
     </w:p>
     <w:p>
       <w:pPr>
-        <w:spacing w:before="50" w:after="74" w:line="283" w:lineRule="auto"/>
+        <w:spacing w:before="0" w:after="46" w:line="269" w:lineRule="auto"/>
+        <w:keepLines w:val="1"/>
+      </w:pPr>
+      <w:r>
+        <w:rPr>
+          <w:b w:val="0"/>
+          <w:i w:val="0"/>
+          <w:sz w:val="22"/>
+        </w:rPr>
+        <w:t>End on:  WILL THE WORK ACTUALLY CHANGE?</w:t>
+      </w:r>
+    </w:p>
+    <w:p>
+      <w:pPr>
+        <w:spacing w:before="36" w:after="56" w:line="269" w:lineRule="auto"/>
         <w:keepLines w:val="1"/>
       </w:pPr>
       <w:r>
@@ -236,7 +351,7 @@
     </w:p>
     <w:p>
       <w:pPr>
-        <w:spacing w:before="174" w:after="100" w:line="283" w:lineRule="auto"/>
+        <w:spacing w:before="128" w:after="74" w:line="269" w:lineRule="auto"/>
         <w:keepLines w:val="1"/>
         <w:keepNext w:val="1"/>
       </w:pPr>
@@ -252,7 +367,7 @@
     </w:p>
     <w:p>
       <w:pPr>
-        <w:spacing w:before="0" w:after="62" w:line="283" w:lineRule="auto"/>
+        <w:spacing w:before="0" w:after="46" w:line="269" w:lineRule="auto"/>
         <w:keepLines w:val="1"/>
       </w:pPr>
       <w:r>
@@ -267,7 +382,7 @@
     </w:p>
     <w:p>
       <w:pPr>
-        <w:spacing w:before="0" w:after="100" w:line="283" w:lineRule="auto"/>
+        <w:spacing w:before="0" w:after="74" w:line="269" w:lineRule="auto"/>
         <w:keepLines w:val="1"/>
         <w:shd w:val="clear" w:fill="F3F0E8"/>
       </w:pPr>
@@ -278,12 +393,12 @@
           <w:color w:val="8A6D1E"/>
           <w:sz w:val="22"/>
         </w:rPr>
-        <w:t>On-screen hook:  MORE TASKS ≠ MORE JUDGMENT</w:t>
+        <w:t>On-screen hook:  MORE RESPONSIBILITY FOR WHAT?</w:t>
       </w:r>
     </w:p>
     <w:p>
       <w:pPr>
-        <w:spacing w:before="0" w:after="62" w:line="283" w:lineRule="auto"/>
+        <w:spacing w:before="0" w:after="46" w:line="269" w:lineRule="auto"/>
         <w:keepLines w:val="1"/>
       </w:pPr>
       <w:r>
@@ -297,7 +412,7 @@
     </w:p>
     <w:p>
       <w:pPr>
-        <w:spacing w:before="0" w:after="62" w:line="283" w:lineRule="auto"/>
+        <w:spacing w:before="0" w:after="46" w:line="269" w:lineRule="auto"/>
         <w:keepLines w:val="1"/>
       </w:pPr>
       <w:r>
@@ -311,7 +426,7 @@
     </w:p>
     <w:p>
       <w:pPr>
-        <w:spacing w:before="0" w:after="62" w:line="283" w:lineRule="auto"/>
+        <w:spacing w:before="0" w:after="46" w:line="269" w:lineRule="auto"/>
         <w:keepLines w:val="1"/>
       </w:pPr>
       <w:r>
@@ -320,12 +435,12 @@
           <w:i w:val="0"/>
           <w:sz w:val="22"/>
         </w:rPr>
-        <w:t>End on:  WHAT WILL YOU BE TRUSTED TO DECIDE?</w:t>
+        <w:t>End on:  WHAT WILL I BE TRUSTED TO DECIDE?</w:t>
       </w:r>
     </w:p>
     <w:p>
       <w:pPr>
-        <w:spacing w:before="50" w:after="74" w:line="283" w:lineRule="auto"/>
+        <w:spacing w:before="36" w:after="56" w:line="269" w:lineRule="auto"/>
         <w:keepLines w:val="1"/>
       </w:pPr>
       <w:r>
@@ -340,7 +455,7 @@
     </w:p>
     <w:p>
       <w:pPr>
-        <w:spacing w:before="174" w:after="100" w:line="283" w:lineRule="auto"/>
+        <w:spacing w:before="128" w:after="74" w:line="269" w:lineRule="auto"/>
         <w:keepLines w:val="1"/>
         <w:keepNext w:val="1"/>
       </w:pPr>
@@ -356,7 +471,7 @@
     </w:p>
     <w:p>
       <w:pPr>
-        <w:spacing w:before="0" w:after="62" w:line="283" w:lineRule="auto"/>
+        <w:spacing w:before="0" w:after="46" w:line="269" w:lineRule="auto"/>
         <w:keepLines w:val="1"/>
       </w:pPr>
       <w:r>
@@ -371,7 +486,7 @@
     </w:p>
     <w:p>
       <w:pPr>
-        <w:spacing w:before="0" w:after="100" w:line="283" w:lineRule="auto"/>
+        <w:spacing w:before="0" w:after="74" w:line="269" w:lineRule="auto"/>
         <w:keepLines w:val="1"/>
         <w:shd w:val="clear" w:fill="F3F0E8"/>
       </w:pPr>
@@ -387,7 +502,7 @@
     </w:p>
     <w:p>
       <w:pPr>
-        <w:spacing w:before="0" w:after="62" w:line="283" w:lineRule="auto"/>
+        <w:spacing w:before="0" w:after="46" w:line="269" w:lineRule="auto"/>
         <w:keepLines w:val="1"/>
       </w:pPr>
       <w:r>
@@ -401,7 +516,21 @@
     </w:p>
     <w:p>
       <w:pPr>
-        <w:spacing w:before="0" w:after="62" w:line="283" w:lineRule="auto"/>
+        <w:spacing w:before="0" w:after="46" w:line="269" w:lineRule="auto"/>
+        <w:keepLines w:val="1"/>
+      </w:pPr>
+      <w:r>
+        <w:rPr>
+          <w:b w:val="0"/>
+          <w:i w:val="0"/>
+          <w:sz w:val="22"/>
+        </w:rPr>
+        <w:t>“Let me show you why I stopped treating more work as automatic growth” opens the Short. Stay on Temidayo for it.</w:t>
+      </w:r>
+    </w:p>
+    <w:p>
+      <w:pPr>
+        <w:spacing w:before="0" w:after="46" w:line="269" w:lineRule="auto"/>
         <w:keepLines w:val="1"/>
       </w:pPr>
       <w:r>
@@ -415,7 +544,7 @@
     </w:p>
     <w:p>
       <w:pPr>
-        <w:spacing w:before="0" w:after="62" w:line="283" w:lineRule="auto"/>
+        <w:spacing w:before="0" w:after="46" w:line="269" w:lineRule="auto"/>
         <w:keepLines w:val="1"/>
       </w:pPr>
       <w:r>
@@ -429,7 +558,7 @@
     </w:p>
     <w:p>
       <w:pPr>
-        <w:spacing w:before="50" w:after="74" w:line="283" w:lineRule="auto"/>
+        <w:spacing w:before="36" w:after="56" w:line="269" w:lineRule="auto"/>
         <w:keepLines w:val="1"/>
       </w:pPr>
       <w:r>
@@ -444,7 +573,7 @@
     </w:p>
     <w:p>
       <w:pPr>
-        <w:spacing w:before="174" w:after="100" w:line="283" w:lineRule="auto"/>
+        <w:spacing w:before="128" w:after="74" w:line="269" w:lineRule="auto"/>
         <w:keepLines w:val="1"/>
         <w:keepNext w:val="1"/>
       </w:pPr>
@@ -460,7 +589,7 @@
     </w:p>
     <w:p>
       <w:pPr>
-        <w:spacing w:before="0" w:after="62" w:line="283" w:lineRule="auto"/>
+        <w:spacing w:before="0" w:after="46" w:line="269" w:lineRule="auto"/>
         <w:keepLines w:val="1"/>
       </w:pPr>
       <w:r>
@@ -475,7 +604,7 @@
     </w:p>
     <w:p>
       <w:pPr>
-        <w:spacing w:before="0" w:after="100" w:line="283" w:lineRule="auto"/>
+        <w:spacing w:before="0" w:after="74" w:line="269" w:lineRule="auto"/>
         <w:keepLines w:val="1"/>
         <w:shd w:val="clear" w:fill="F3F0E8"/>
       </w:pPr>
@@ -486,12 +615,12 @@
           <w:color w:val="8A6D1E"/>
           <w:sz w:val="22"/>
         </w:rPr>
-        <w:t>On-screen hook:  3 QUESTIONS BEFORE YOU MOVE</w:t>
+        <w:t>On-screen hook:  3 QUESTIONS BEFORE YOU SAY YES</w:t>
       </w:r>
     </w:p>
     <w:p>
       <w:pPr>
-        <w:spacing w:before="0" w:after="62" w:line="283" w:lineRule="auto"/>
+        <w:spacing w:before="0" w:after="46" w:line="269" w:lineRule="auto"/>
         <w:keepLines w:val="1"/>
       </w:pPr>
       <w:r>
@@ -505,7 +634,7 @@
     </w:p>
     <w:p>
       <w:pPr>
-        <w:spacing w:before="0" w:after="62" w:line="283" w:lineRule="auto"/>
+        <w:spacing w:before="0" w:after="46" w:line="269" w:lineRule="auto"/>
         <w:keepLines w:val="1"/>
       </w:pPr>
       <w:r>
@@ -519,7 +648,7 @@
     </w:p>
     <w:p>
       <w:pPr>
-        <w:spacing w:before="0" w:after="62" w:line="283" w:lineRule="auto"/>
+        <w:spacing w:before="0" w:after="46" w:line="269" w:lineRule="auto"/>
         <w:keepLines w:val="1"/>
       </w:pPr>
       <w:r>
@@ -528,12 +657,12 @@
           <w:i w:val="0"/>
           <w:sz w:val="22"/>
         </w:rPr>
-        <w:t xml:space="preserve">     WILL YOUR JUDGMENT EXPAND?</w:t>
+        <w:t xml:space="preserve">     WILL MY JUDGMENT EXPAND?</w:t>
       </w:r>
     </w:p>
     <w:p>
       <w:pPr>
-        <w:spacing w:before="0" w:after="62" w:line="283" w:lineRule="auto"/>
+        <w:spacing w:before="0" w:after="46" w:line="269" w:lineRule="auto"/>
         <w:keepLines w:val="1"/>
       </w:pPr>
       <w:r>
@@ -547,7 +676,7 @@
     </w:p>
     <w:p>
       <w:pPr>
-        <w:spacing w:before="0" w:after="62" w:line="283" w:lineRule="auto"/>
+        <w:spacing w:before="0" w:after="46" w:line="269" w:lineRule="auto"/>
         <w:keepLines w:val="1"/>
       </w:pPr>
       <w:r>
@@ -561,7 +690,7 @@
     </w:p>
     <w:p>
       <w:pPr>
-        <w:spacing w:before="0" w:after="62" w:line="283" w:lineRule="auto"/>
+        <w:spacing w:before="0" w:after="46" w:line="269" w:lineRule="auto"/>
         <w:keepLines w:val="1"/>
       </w:pPr>
       <w:r>
@@ -575,7 +704,7 @@
     </w:p>
     <w:p>
       <w:pPr>
-        <w:spacing w:before="50" w:after="74" w:line="283" w:lineRule="auto"/>
+        <w:spacing w:before="36" w:after="56" w:line="269" w:lineRule="auto"/>
         <w:keepLines w:val="1"/>
       </w:pPr>
       <w:r>
@@ -590,7 +719,7 @@
     </w:p>
     <w:p>
       <w:pPr>
-        <w:spacing w:before="174" w:after="100" w:line="283" w:lineRule="auto"/>
+        <w:spacing w:before="128" w:after="74" w:line="269" w:lineRule="auto"/>
         <w:keepLines w:val="1"/>
         <w:keepNext w:val="1"/>
       </w:pPr>
@@ -606,7 +735,7 @@
     </w:p>
     <w:p>
       <w:pPr>
-        <w:spacing w:before="0" w:after="62" w:line="283" w:lineRule="auto"/>
+        <w:spacing w:before="0" w:after="46" w:line="269" w:lineRule="auto"/>
       </w:pPr>
       <w:r>
         <w:rPr>
@@ -619,7 +748,7 @@
     </w:p>
     <w:p>
       <w:pPr>
-        <w:spacing w:before="0" w:after="38" w:line="283" w:lineRule="auto"/>
+        <w:spacing w:before="0" w:after="28" w:line="269" w:lineRule="auto"/>
         <w:keepLines w:val="1"/>
       </w:pPr>
       <w:r>
@@ -633,7 +762,7 @@
     </w:p>
     <w:p>
       <w:pPr>
-        <w:spacing w:before="0" w:after="38" w:line="283" w:lineRule="auto"/>
+        <w:spacing w:before="0" w:after="28" w:line="269" w:lineRule="auto"/>
         <w:keepLines w:val="1"/>
       </w:pPr>
       <w:r>
@@ -647,7 +776,7 @@
     </w:p>
     <w:p>
       <w:pPr>
-        <w:spacing w:before="0" w:after="38" w:line="283" w:lineRule="auto"/>
+        <w:spacing w:before="0" w:after="28" w:line="269" w:lineRule="auto"/>
         <w:keepLines w:val="1"/>
       </w:pPr>
       <w:r>
@@ -661,7 +790,7 @@
     </w:p>
     <w:p>
       <w:pPr>
-        <w:spacing w:before="0" w:after="38" w:line="283" w:lineRule="auto"/>
+        <w:spacing w:before="0" w:after="28" w:line="269" w:lineRule="auto"/>
         <w:keepLines w:val="1"/>
       </w:pPr>
       <w:r>
@@ -675,7 +804,7 @@
     </w:p>
     <w:p>
       <w:pPr>
-        <w:spacing w:before="0" w:after="38" w:line="283" w:lineRule="auto"/>
+        <w:spacing w:before="0" w:after="28" w:line="269" w:lineRule="auto"/>
         <w:keepLines w:val="1"/>
       </w:pPr>
       <w:r>
@@ -689,7 +818,7 @@
     </w:p>
     <w:p>
       <w:pPr>
-        <w:spacing w:before="0" w:after="38" w:line="283" w:lineRule="auto"/>
+        <w:spacing w:before="0" w:after="28" w:line="269" w:lineRule="auto"/>
         <w:keepLines w:val="1"/>
       </w:pPr>
       <w:r>
